--- a/tillsyn/A 28478-2023 tillsynsbegäran.docx
+++ b/tillsyn/A 28478-2023 tillsynsbegäran.docx
@@ -323,7 +323,7 @@
     <w:r>
       <w:tab/>
       <w:tab/>
-      <w:t>2026-06-18</w:t>
+      <w:t>2026-06-19</w:t>
       <w:br/>
       <w:br/>
     </w:r>

--- a/tillsyn/A 28478-2023 tillsynsbegäran.docx
+++ b/tillsyn/A 28478-2023 tillsynsbegäran.docx
@@ -323,7 +323,7 @@
     <w:r>
       <w:tab/>
       <w:tab/>
-      <w:t>2026-06-19</w:t>
+      <w:t>2026-06-20</w:t>
       <w:br/>
       <w:br/>
     </w:r>

--- a/tillsyn/A 28478-2023 tillsynsbegäran.docx
+++ b/tillsyn/A 28478-2023 tillsynsbegäran.docx
@@ -12,10 +12,7 @@
     </w:p>
     <w:p>
       <w:r>
-        <w:t>Detta dokument behandlar höga naturvärden i avverkningsanmälan A 28478-2023 i Sölvesborgs kommun som inkom 2023-06-26 och omfattar 3,0 ha.</w:t>
-      </w:r>
-      <w:r>
-        <w:t xml:space="preserve"> I Figur 1 visas fyndplatser för naturvårdsarter i området, som finns registrerade på Artportalen.</w:t>
+        <w:t>Denna tillsynsbegäran behandlar höga naturvärden i avverkningsanmälan A 28478-2023 i Sölvesborgs kommun som inkom 2023-06-26 och omfattar 3,0 ha.</w:t>
       </w:r>
     </w:p>
     <w:p>
@@ -25,7 +22,7 @@
       <w:r>
         <w:drawing>
           <wp:inline xmlns:a="http://schemas.openxmlformats.org/drawingml/2006/main" xmlns:pic="http://schemas.openxmlformats.org/drawingml/2006/picture">
-            <wp:extent cx="5460930" cy="5688000"/>
+            <wp:extent cx="5486400" cy="5714529"/>
             <wp:docPr id="1" name="Picture 1"/>
             <wp:cNvGraphicFramePr>
               <a:graphicFrameLocks noChangeAspect="1"/>
@@ -46,7 +43,7 @@
                   <pic:spPr>
                     <a:xfrm>
                       <a:off x="0" y="0"/>
-                      <a:ext cx="5460930" cy="5688000"/>
+                      <a:ext cx="5486400" cy="5714529"/>
                     </a:xfrm>
                     <a:prstGeom prst="rect"/>
                   </pic:spPr>
@@ -63,7 +60,20 @@
         <w:spacing w:after="240"/>
       </w:pPr>
       <w:r>
-        <w:t>Figur 1. Fyndplatser för naturvårdsarter inom 11 meter från avverkningsanmälan (röd linje). Inom parentes anges rödlistekategorier, S för signalarter, Tför typiska arter och fridlysningsparagrafer i artskyddsförordningen.Markörer utan svart kant är placerade på fyndplatsen. Markörer med svart kant är placerade vid sidan av fyndplatsen och har ett svart streck som visar fyndplatsens exakta position. Kartans mittpunktskoordinat är N 6225822, E 477628 i SWEREF 99 TM.</w:t>
+        <w:t>Figur 1. Fyndplatser för naturvårdsarter inom 11 meter från avverkningsanmälan. Markörer utan svart kant är placerade på fyndplatsen. Markörer med svart kant är placerade vid sidan av fyndplatsen har ett svart streck som visar fyndplatsens exakta position. Kartans mittpunktskoordinat är N 6225822, E 477628 i SWEREF 99 TM.</w:t>
+      </w:r>
+    </w:p>
+    <w:p>
+      <w:r>
+        <w:t>Inom 11 meter från avverkningsanmälan finns fynd av 1 naturvårdsarter, varav 1 är fridlyst: dvärgpipistrell (§4a). Se Figur 1.</w:t>
+      </w:r>
+    </w:p>
+    <w:p>
+      <w:pPr>
+        <w:pStyle w:val="Heading1"/>
+      </w:pPr>
+      <w:r>
+        <w:t>Tillsynsbegäran</w:t>
       </w:r>
     </w:p>
     <w:p>
@@ -77,39 +87,16 @@
       </w:r>
     </w:p>
     <w:p>
-      <w:r>
-        <w:t>Nedan beskrivs fynd av naturvårdsarter och fridlysta arter som gjorts i det avverkningsanmälda området. I BILAGA 1 finns artfakta om fridlysta arter.</w:t>
-      </w:r>
-    </w:p>
-    <w:p>
       <w:pPr>
         <w:pStyle w:val="Heading1"/>
       </w:pPr>
       <w:r>
-        <w:t>Naturvårdsarter</w:t>
+        <w:t>Naturvårdsarter och fridlysta arter</w:t>
       </w:r>
     </w:p>
     <w:p>
       <w:r>
-        <w:t>Inom 11 meter från avverkningsanmälan har följande 1 naturvårdsarter hittats: dvärgpipistrell (§4a). För fridlysta arter anges även paragrafen i Artskyddsförordningen som arten är fridlyst enligt.</w:t>
-      </w:r>
-    </w:p>
-    <w:p>
-      <w:r>
-        <w:t>De påträffade naturvårdsarterna är ett tydligt kvitto på att det rör sig om en skog med höga naturvärden.</w:t>
-      </w:r>
-    </w:p>
-    <w:p>
-      <w:pPr>
-        <w:pStyle w:val="Heading2"/>
-      </w:pPr>
-      <w:r>
-        <w:t>Fridlysta arter</w:t>
-      </w:r>
-    </w:p>
-    <w:p>
-      <w:r>
-        <w:t>Följande fridlysta arter har sina livsmiljöer och växtplatser i den avverkningsanmälda skogen: dvärgpipistrell (§4a).</w:t>
+        <w:t>Nedan följer beskrivningar av de naturvårdsarter och fridlysta arter som har sina livsmiljöer och växtplatser i den avverkningsanmälda skogen. Se även ytterligare artfakta i BILAGA 1. De påträffade naturvårdsarterna är ett tydligt kvitto på att det rör sig om en skog med höga naturvärden.</w:t>
       </w:r>
     </w:p>
     <w:p>
@@ -121,11 +108,6 @@
       </w:r>
       <w:r>
         <w:t xml:space="preserve"> omfattas av bilaga 4 EU:s art- och habitatdirektiv vilket innebär ett strikt skydd där arten och dess livsmiljöer ska bevaras. Arten förekommer i alla typer av glesare skogar men föredrar framförallt lövskog. Den födosöker inne bland träden och man hittar den i trädbärande beteshagar, i kantzoner mellan skog och odlingsmark, i närheten av vatten och i bymiljöer. Den undviker stora sammanhängande öppna miljöer såsom åkrar och hyggen. Skogsbruksåtgärder som leder till minskad förekomst av äldre, gles skog och då särskilt tillgång på hålträd och träd med löst sittande bark kan leda till brist på koloniplatser och viloplatser (SLU Artdatabanken, 2024; Skogsstyrelsen, 2016).</w:t>
-      </w:r>
-    </w:p>
-    <w:p>
-      <w:r>
-        <w:t>I BILAGA 1 finns mer detaljerad information om ekologi samt krav på livsmiljö hos fridlysta arter.</w:t>
       </w:r>
     </w:p>
     <w:p>
@@ -323,7 +305,7 @@
     <w:r>
       <w:tab/>
       <w:tab/>
-      <w:t>2026-06-20</w:t>
+      <w:t>2026-06-21</w:t>
       <w:br/>
       <w:br/>
     </w:r>

--- a/tillsyn/A 28478-2023 tillsynsbegäran.docx
+++ b/tillsyn/A 28478-2023 tillsynsbegäran.docx
@@ -305,7 +305,7 @@
     <w:r>
       <w:tab/>
       <w:tab/>
-      <w:t>2026-06-21</w:t>
+      <w:t>2026-06-22</w:t>
       <w:br/>
       <w:br/>
     </w:r>

--- a/tillsyn/A 28478-2023 tillsynsbegäran.docx
+++ b/tillsyn/A 28478-2023 tillsynsbegäran.docx
@@ -305,7 +305,7 @@
     <w:r>
       <w:tab/>
       <w:tab/>
-      <w:t>2026-06-22</w:t>
+      <w:t>2026-06-23</w:t>
       <w:br/>
       <w:br/>
     </w:r>

--- a/tillsyn/A 28478-2023 tillsynsbegäran.docx
+++ b/tillsyn/A 28478-2023 tillsynsbegäran.docx
@@ -305,7 +305,7 @@
     <w:r>
       <w:tab/>
       <w:tab/>
-      <w:t>2026-06-23</w:t>
+      <w:t>2026-06-24</w:t>
       <w:br/>
       <w:br/>
     </w:r>

--- a/tillsyn/A 28478-2023 tillsynsbegäran.docx
+++ b/tillsyn/A 28478-2023 tillsynsbegäran.docx
@@ -305,7 +305,7 @@
     <w:r>
       <w:tab/>
       <w:tab/>
-      <w:t>2026-06-24</w:t>
+      <w:t>2026-06-25</w:t>
       <w:br/>
       <w:br/>
     </w:r>

--- a/tillsyn/A 28478-2023 tillsynsbegäran.docx
+++ b/tillsyn/A 28478-2023 tillsynsbegäran.docx
@@ -305,7 +305,7 @@
     <w:r>
       <w:tab/>
       <w:tab/>
-      <w:t>2026-06-25</w:t>
+      <w:t>2026-06-26</w:t>
       <w:br/>
       <w:br/>
     </w:r>

--- a/tillsyn/A 28478-2023 tillsynsbegäran.docx
+++ b/tillsyn/A 28478-2023 tillsynsbegäran.docx
@@ -305,7 +305,7 @@
     <w:r>
       <w:tab/>
       <w:tab/>
-      <w:t>2026-06-26</w:t>
+      <w:t>2026-06-27</w:t>
       <w:br/>
       <w:br/>
     </w:r>

--- a/tillsyn/A 28478-2023 tillsynsbegäran.docx
+++ b/tillsyn/A 28478-2023 tillsynsbegäran.docx
@@ -305,7 +305,7 @@
     <w:r>
       <w:tab/>
       <w:tab/>
-      <w:t>2026-06-27</w:t>
+      <w:t>2026-06-28</w:t>
       <w:br/>
       <w:br/>
     </w:r>

--- a/tillsyn/A 28478-2023 tillsynsbegäran.docx
+++ b/tillsyn/A 28478-2023 tillsynsbegäran.docx
@@ -305,7 +305,7 @@
     <w:r>
       <w:tab/>
       <w:tab/>
-      <w:t>2026-06-28</w:t>
+      <w:t>2026-06-29</w:t>
       <w:br/>
       <w:br/>
     </w:r>

--- a/tillsyn/A 28478-2023 tillsynsbegäran.docx
+++ b/tillsyn/A 28478-2023 tillsynsbegäran.docx
@@ -305,7 +305,7 @@
     <w:r>
       <w:tab/>
       <w:tab/>
-      <w:t>2026-06-29</w:t>
+      <w:t>2026-06-30</w:t>
       <w:br/>
       <w:br/>
     </w:r>

--- a/tillsyn/A 28478-2023 tillsynsbegäran.docx
+++ b/tillsyn/A 28478-2023 tillsynsbegäran.docx
@@ -305,7 +305,7 @@
     <w:r>
       <w:tab/>
       <w:tab/>
-      <w:t>2026-06-30</w:t>
+      <w:t>2026-07-01</w:t>
       <w:br/>
       <w:br/>
     </w:r>

--- a/tillsyn/A 28478-2023 tillsynsbegäran.docx
+++ b/tillsyn/A 28478-2023 tillsynsbegäran.docx
@@ -305,7 +305,7 @@
     <w:r>
       <w:tab/>
       <w:tab/>
-      <w:t>2026-07-01</w:t>
+      <w:t>2026-07-02</w:t>
       <w:br/>
       <w:br/>
     </w:r>

--- a/tillsyn/A 28478-2023 tillsynsbegäran.docx
+++ b/tillsyn/A 28478-2023 tillsynsbegäran.docx
@@ -305,7 +305,7 @@
     <w:r>
       <w:tab/>
       <w:tab/>
-      <w:t>2026-07-13</w:t>
+      <w:t>2026-07-14</w:t>
       <w:br/>
       <w:br/>
     </w:r>

--- a/tillsyn/A 28478-2023 tillsynsbegäran.docx
+++ b/tillsyn/A 28478-2023 tillsynsbegäran.docx
@@ -305,7 +305,7 @@
     <w:r>
       <w:tab/>
       <w:tab/>
-      <w:t>2026-07-14</w:t>
+      <w:t>2026-07-15</w:t>
       <w:br/>
       <w:br/>
     </w:r>

--- a/tillsyn/A 28478-2023 tillsynsbegäran.docx
+++ b/tillsyn/A 28478-2023 tillsynsbegäran.docx
@@ -305,7 +305,7 @@
     <w:r>
       <w:tab/>
       <w:tab/>
-      <w:t>2026-07-15</w:t>
+      <w:t>2026-07-16</w:t>
       <w:br/>
       <w:br/>
     </w:r>

--- a/tillsyn/A 28478-2023 tillsynsbegäran.docx
+++ b/tillsyn/A 28478-2023 tillsynsbegäran.docx
@@ -305,7 +305,7 @@
     <w:r>
       <w:tab/>
       <w:tab/>
-      <w:t>2026-07-16</w:t>
+      <w:t>2026-07-17</w:t>
       <w:br/>
       <w:br/>
     </w:r>

--- a/tillsyn/A 28478-2023 tillsynsbegäran.docx
+++ b/tillsyn/A 28478-2023 tillsynsbegäran.docx
@@ -305,7 +305,7 @@
     <w:r>
       <w:tab/>
       <w:tab/>
-      <w:t>2026-07-17</w:t>
+      <w:t>2026-07-18</w:t>
       <w:br/>
       <w:br/>
     </w:r>

--- a/tillsyn/A 28478-2023 tillsynsbegäran.docx
+++ b/tillsyn/A 28478-2023 tillsynsbegäran.docx
@@ -305,7 +305,7 @@
     <w:r>
       <w:tab/>
       <w:tab/>
-      <w:t>2026-07-18</w:t>
+      <w:t>2026-07-19</w:t>
       <w:br/>
       <w:br/>
     </w:r>

--- a/tillsyn/A 28478-2023 tillsynsbegäran.docx
+++ b/tillsyn/A 28478-2023 tillsynsbegäran.docx
@@ -305,7 +305,7 @@
     <w:r>
       <w:tab/>
       <w:tab/>
-      <w:t>2026-07-19</w:t>
+      <w:t>2026-07-20</w:t>
       <w:br/>
       <w:br/>
     </w:r>

--- a/tillsyn/A 28478-2023 tillsynsbegäran.docx
+++ b/tillsyn/A 28478-2023 tillsynsbegäran.docx
@@ -305,7 +305,7 @@
     <w:r>
       <w:tab/>
       <w:tab/>
-      <w:t>2026-07-20</w:t>
+      <w:t>2026-07-21</w:t>
       <w:br/>
       <w:br/>
     </w:r>

--- a/tillsyn/A 28478-2023 tillsynsbegäran.docx
+++ b/tillsyn/A 28478-2023 tillsynsbegäran.docx
@@ -305,7 +305,7 @@
     <w:r>
       <w:tab/>
       <w:tab/>
-      <w:t>2026-07-21</w:t>
+      <w:t>2026-07-22</w:t>
       <w:br/>
       <w:br/>
     </w:r>

--- a/tillsyn/A 28478-2023 tillsynsbegäran.docx
+++ b/tillsyn/A 28478-2023 tillsynsbegäran.docx
@@ -305,7 +305,7 @@
     <w:r>
       <w:tab/>
       <w:tab/>
-      <w:t>2026-07-22</w:t>
+      <w:t>2026-07-23</w:t>
       <w:br/>
       <w:br/>
     </w:r>

--- a/tillsyn/A 28478-2023 tillsynsbegäran.docx
+++ b/tillsyn/A 28478-2023 tillsynsbegäran.docx
@@ -305,7 +305,7 @@
     <w:r>
       <w:tab/>
       <w:tab/>
-      <w:t>2026-07-23</w:t>
+      <w:t>2026-07-24</w:t>
       <w:br/>
       <w:br/>
     </w:r>

--- a/tillsyn/A 28478-2023 tillsynsbegäran.docx
+++ b/tillsyn/A 28478-2023 tillsynsbegäran.docx
@@ -60,7 +60,7 @@
         <w:spacing w:after="240"/>
       </w:pPr>
       <w:r>
-        <w:t>Figur 1. Fyndplatser för naturvårdsarter inom 11 meter från avverkningsanmälan. Markörer utan svart kant är placerade på fyndplatsen. Markörer med svart kant är placerade vid sidan av fyndplatsen har ett svart streck som visar fyndplatsens exakta position. Kartans mittpunktskoordinat är N 6225822, E 477628 i SWEREF 99 TM.</w:t>
+        <w:t>Figur 1. Fyndplatser för naturvårdsarter inom 11 meter från avverkningsanmälan. Markörer utan svart kant är placerade på fyndplatsen. Markörer med svart kant är placerade vid sidan av fyndplatsen och har ett svart streck som visar fyndplatsens exakta position. Kartans mittpunktskoordinat är N 6225822, E 477628 i SWEREF 99 TM.</w:t>
       </w:r>
     </w:p>
     <w:p>
@@ -305,7 +305,7 @@
     <w:r>
       <w:tab/>
       <w:tab/>
-      <w:t>2026-08-14</w:t>
+      <w:t>2026-08-15</w:t>
       <w:br/>
       <w:br/>
     </w:r>

--- a/tillsyn/A 28478-2023 tillsynsbegäran.docx
+++ b/tillsyn/A 28478-2023 tillsynsbegäran.docx
@@ -305,7 +305,7 @@
     <w:r>
       <w:tab/>
       <w:tab/>
-      <w:t>2026-08-15</w:t>
+      <w:t>2026-08-16</w:t>
       <w:br/>
       <w:br/>
     </w:r>

--- a/tillsyn/A 28478-2023 tillsynsbegäran.docx
+++ b/tillsyn/A 28478-2023 tillsynsbegäran.docx
@@ -305,7 +305,7 @@
     <w:r>
       <w:tab/>
       <w:tab/>
-      <w:t>2026-08-16</w:t>
+      <w:t>2026-08-17</w:t>
       <w:br/>
       <w:br/>
     </w:r>

--- a/tillsyn/A 28478-2023 tillsynsbegäran.docx
+++ b/tillsyn/A 28478-2023 tillsynsbegäran.docx
@@ -305,7 +305,7 @@
     <w:r>
       <w:tab/>
       <w:tab/>
-      <w:t>2026-08-17</w:t>
+      <w:t>2026-08-18</w:t>
       <w:br/>
       <w:br/>
     </w:r>

--- a/tillsyn/A 28478-2023 tillsynsbegäran.docx
+++ b/tillsyn/A 28478-2023 tillsynsbegäran.docx
@@ -305,7 +305,7 @@
     <w:r>
       <w:tab/>
       <w:tab/>
-      <w:t>2026-08-18</w:t>
+      <w:t>2026-08-19</w:t>
       <w:br/>
       <w:br/>
     </w:r>

--- a/tillsyn/A 28478-2023 tillsynsbegäran.docx
+++ b/tillsyn/A 28478-2023 tillsynsbegäran.docx
@@ -305,7 +305,7 @@
     <w:r>
       <w:tab/>
       <w:tab/>
-      <w:t>2026-08-19</w:t>
+      <w:t>2026-08-20</w:t>
       <w:br/>
       <w:br/>
     </w:r>

--- a/tillsyn/A 28478-2023 tillsynsbegäran.docx
+++ b/tillsyn/A 28478-2023 tillsynsbegäran.docx
@@ -305,7 +305,7 @@
     <w:r>
       <w:tab/>
       <w:tab/>
-      <w:t>2026-08-20</w:t>
+      <w:t>2026-08-21</w:t>
       <w:br/>
       <w:br/>
     </w:r>

--- a/tillsyn/A 28478-2023 tillsynsbegäran.docx
+++ b/tillsyn/A 28478-2023 tillsynsbegäran.docx
@@ -305,7 +305,7 @@
     <w:r>
       <w:tab/>
       <w:tab/>
-      <w:t>2026-08-21</w:t>
+      <w:t>2026-08-22</w:t>
       <w:br/>
       <w:br/>
     </w:r>

--- a/tillsyn/A 28478-2023 tillsynsbegäran.docx
+++ b/tillsyn/A 28478-2023 tillsynsbegäran.docx
@@ -305,7 +305,7 @@
     <w:r>
       <w:tab/>
       <w:tab/>
-      <w:t>2026-08-22</w:t>
+      <w:t>2026-08-23</w:t>
       <w:br/>
       <w:br/>
     </w:r>

--- a/tillsyn/A 28478-2023 tillsynsbegäran.docx
+++ b/tillsyn/A 28478-2023 tillsynsbegäran.docx
@@ -305,7 +305,7 @@
     <w:r>
       <w:tab/>
       <w:tab/>
-      <w:t>2026-08-23</w:t>
+      <w:t>2026-08-24</w:t>
       <w:br/>
       <w:br/>
     </w:r>

--- a/tillsyn/A 28478-2023 tillsynsbegäran.docx
+++ b/tillsyn/A 28478-2023 tillsynsbegäran.docx
@@ -305,7 +305,7 @@
     <w:r>
       <w:tab/>
       <w:tab/>
-      <w:t>2026-08-24</w:t>
+      <w:t>2026-08-25</w:t>
       <w:br/>
       <w:br/>
     </w:r>

--- a/tillsyn/A 28478-2023 tillsynsbegäran.docx
+++ b/tillsyn/A 28478-2023 tillsynsbegäran.docx
@@ -305,7 +305,7 @@
     <w:r>
       <w:tab/>
       <w:tab/>
-      <w:t>2026-08-25</w:t>
+      <w:t>2026-08-26</w:t>
       <w:br/>
       <w:br/>
     </w:r>

--- a/tillsyn/A 28478-2023 tillsynsbegäran.docx
+++ b/tillsyn/A 28478-2023 tillsynsbegäran.docx
@@ -305,7 +305,7 @@
     <w:r>
       <w:tab/>
       <w:tab/>
-      <w:t>2026-08-26</w:t>
+      <w:t>2026-08-27</w:t>
       <w:br/>
       <w:br/>
     </w:r>

--- a/tillsyn/A 28478-2023 tillsynsbegäran.docx
+++ b/tillsyn/A 28478-2023 tillsynsbegäran.docx
@@ -305,7 +305,7 @@
     <w:r>
       <w:tab/>
       <w:tab/>
-      <w:t>2026-08-27</w:t>
+      <w:t>2026-08-28</w:t>
       <w:br/>
       <w:br/>
     </w:r>

--- a/tillsyn/A 28478-2023 tillsynsbegäran.docx
+++ b/tillsyn/A 28478-2023 tillsynsbegäran.docx
@@ -305,7 +305,7 @@
     <w:r>
       <w:tab/>
       <w:tab/>
-      <w:t>2026-08-28</w:t>
+      <w:t>2026-08-29</w:t>
       <w:br/>
       <w:br/>
     </w:r>

--- a/tillsyn/A 28478-2023 tillsynsbegäran.docx
+++ b/tillsyn/A 28478-2023 tillsynsbegäran.docx
@@ -305,7 +305,7 @@
     <w:r>
       <w:tab/>
       <w:tab/>
-      <w:t>2026-08-29</w:t>
+      <w:t>2026-08-31</w:t>
       <w:br/>
       <w:br/>
     </w:r>

--- a/tillsyn/A 28478-2023 tillsynsbegäran.docx
+++ b/tillsyn/A 28478-2023 tillsynsbegäran.docx
@@ -305,7 +305,7 @@
     <w:r>
       <w:tab/>
       <w:tab/>
-      <w:t>2026-08-31</w:t>
+      <w:t>2026-09-01</w:t>
       <w:br/>
       <w:br/>
     </w:r>

--- a/tillsyn/A 28478-2023 tillsynsbegäran.docx
+++ b/tillsyn/A 28478-2023 tillsynsbegäran.docx
@@ -305,7 +305,7 @@
     <w:r>
       <w:tab/>
       <w:tab/>
-      <w:t>2026-09-01</w:t>
+      <w:t>2026-09-02</w:t>
       <w:br/>
       <w:br/>
     </w:r>

--- a/tillsyn/A 28478-2023 tillsynsbegäran.docx
+++ b/tillsyn/A 28478-2023 tillsynsbegäran.docx
@@ -305,7 +305,7 @@
     <w:r>
       <w:tab/>
       <w:tab/>
-      <w:t>2026-09-02</w:t>
+      <w:t>2026-09-03</w:t>
       <w:br/>
       <w:br/>
     </w:r>

--- a/tillsyn/A 28478-2023 tillsynsbegäran.docx
+++ b/tillsyn/A 28478-2023 tillsynsbegäran.docx
@@ -305,7 +305,7 @@
     <w:r>
       <w:tab/>
       <w:tab/>
-      <w:t>2026-09-03</w:t>
+      <w:t>2026-09-04</w:t>
       <w:br/>
       <w:br/>
     </w:r>

--- a/tillsyn/A 28478-2023 tillsynsbegäran.docx
+++ b/tillsyn/A 28478-2023 tillsynsbegäran.docx
@@ -305,7 +305,7 @@
     <w:r>
       <w:tab/>
       <w:tab/>
-      <w:t>2026-09-04</w:t>
+      <w:t>2026-09-05</w:t>
       <w:br/>
       <w:br/>
     </w:r>

--- a/tillsyn/A 28478-2023 tillsynsbegäran.docx
+++ b/tillsyn/A 28478-2023 tillsynsbegäran.docx
@@ -305,7 +305,7 @@
     <w:r>
       <w:tab/>
       <w:tab/>
-      <w:t>2026-09-05</w:t>
+      <w:t>2026-09-06</w:t>
       <w:br/>
       <w:br/>
     </w:r>

--- a/tillsyn/A 28478-2023 tillsynsbegäran.docx
+++ b/tillsyn/A 28478-2023 tillsynsbegäran.docx
@@ -305,7 +305,7 @@
     <w:r>
       <w:tab/>
       <w:tab/>
-      <w:t>2026-09-06</w:t>
+      <w:t>2026-09-07</w:t>
       <w:br/>
       <w:br/>
     </w:r>

--- a/tillsyn/A 28478-2023 tillsynsbegäran.docx
+++ b/tillsyn/A 28478-2023 tillsynsbegäran.docx
@@ -305,7 +305,7 @@
     <w:r>
       <w:tab/>
       <w:tab/>
-      <w:t>2026-09-07</w:t>
+      <w:t>2026-09-08</w:t>
       <w:br/>
       <w:br/>
     </w:r>

--- a/tillsyn/A 28478-2023 tillsynsbegäran.docx
+++ b/tillsyn/A 28478-2023 tillsynsbegäran.docx
@@ -305,7 +305,7 @@
     <w:r>
       <w:tab/>
       <w:tab/>
-      <w:t>2026-09-08</w:t>
+      <w:t>2026-09-09</w:t>
       <w:br/>
       <w:br/>
     </w:r>

--- a/tillsyn/A 28478-2023 tillsynsbegäran.docx
+++ b/tillsyn/A 28478-2023 tillsynsbegäran.docx
@@ -305,7 +305,7 @@
     <w:r>
       <w:tab/>
       <w:tab/>
-      <w:t>2026-09-09</w:t>
+      <w:t>2026-09-10</w:t>
       <w:br/>
       <w:br/>
     </w:r>

--- a/tillsyn/A 28478-2023 tillsynsbegäran.docx
+++ b/tillsyn/A 28478-2023 tillsynsbegäran.docx
@@ -305,7 +305,7 @@
     <w:r>
       <w:tab/>
       <w:tab/>
-      <w:t>2026-09-10</w:t>
+      <w:t>2026-09-11</w:t>
       <w:br/>
       <w:br/>
     </w:r>

--- a/tillsyn/A 28478-2023 tillsynsbegäran.docx
+++ b/tillsyn/A 28478-2023 tillsynsbegäran.docx
@@ -305,7 +305,7 @@
     <w:r>
       <w:tab/>
       <w:tab/>
-      <w:t>2026-09-11</w:t>
+      <w:t>2026-09-12</w:t>
       <w:br/>
       <w:br/>
     </w:r>

--- a/tillsyn/A 28478-2023 tillsynsbegäran.docx
+++ b/tillsyn/A 28478-2023 tillsynsbegäran.docx
@@ -305,7 +305,7 @@
     <w:r>
       <w:tab/>
       <w:tab/>
-      <w:t>2026-09-12</w:t>
+      <w:t>2026-09-13</w:t>
       <w:br/>
       <w:br/>
     </w:r>
